--- a/Task_Management_System_API_Details.docx
+++ b/Task_Management_System_API_Details.docx
@@ -13,6 +13,40 @@
       <w:r>
         <w:br/>
       </w:r>
+    </w:p>
+    <w:p>
+      <w:r>
+        <w:t>## Setup</w:t>
+      </w:r>
+      <w:r>
+        <w:br/>
+        <w:t>1. Clone repo</w:t>
+      </w:r>
+      <w:r>
+        <w:br/>
+        <w:t>2. Import database (if any)</w:t>
+      </w:r>
+      <w:r>
+        <w:br/>
+        <w:t>3. Run on XAMPP</w:t>
+      </w:r>
+      <w:r>
+        <w:br/>
+        <w:t>4. Open:</w:t>
+      </w:r>
+      <w:r>
+        <w:br/>
+      </w:r>
+      <w:hyperlink r:id="rId5" w:history="1">
+        <w:r>
+          <w:rPr>
+            <w:rStyle w:val="Hyperlink"/>
+          </w:rPr>
+          <w:t>http://localhost/codeIgniter/task_mngt/index.php/tasks/view_page</w:t>
+        </w:r>
+      </w:hyperlink>
+    </w:p>
+    <w:p>
       <w:r>
         <w:br/>
         <w:t>APIS</w:t>
@@ -175,13 +209,18 @@
       <w:r>
         <w:t xml:space="preserve">            "</w:t>
       </w:r>
+      <w:proofErr w:type="spellStart"/>
       <w:proofErr w:type="gramStart"/>
       <w:r>
         <w:t>due</w:t>
       </w:r>
       <w:proofErr w:type="gramEnd"/>
       <w:r>
-        <w:t>_date": "2026-04-18 16:00:00",</w:t>
+        <w:t>_date</w:t>
+      </w:r>
+      <w:proofErr w:type="spellEnd"/>
+      <w:r>
+        <w:t>": "2026-04-18 16:00:00",</w:t>
       </w:r>
     </w:p>
     <w:p>
@@ -197,13 +236,7 @@
         <w:pStyle w:val="ListParagraph"/>
       </w:pPr>
       <w:r>
-        <w:t xml:space="preserve">            "status": "</w:t>
-      </w:r>
-      <w:r>
-        <w:t>pending</w:t>
-      </w:r>
-      <w:r>
-        <w:t>",</w:t>
+        <w:t xml:space="preserve">            "status": "pending",</w:t>
       </w:r>
     </w:p>
     <w:p>
@@ -213,13 +246,18 @@
       <w:r>
         <w:t xml:space="preserve">            "</w:t>
       </w:r>
+      <w:proofErr w:type="spellStart"/>
       <w:proofErr w:type="gramStart"/>
       <w:r>
         <w:t>created</w:t>
       </w:r>
       <w:proofErr w:type="gramEnd"/>
       <w:r>
-        <w:t>_at": "2026-04-18 10:42:25"</w:t>
+        <w:t>_at</w:t>
+      </w:r>
+      <w:proofErr w:type="spellEnd"/>
+      <w:r>
+        <w:t>": "2026-04-18 10:42:25"</w:t>
       </w:r>
     </w:p>
     <w:p>
@@ -261,13 +299,18 @@
       <w:r>
         <w:t xml:space="preserve">            "</w:t>
       </w:r>
+      <w:proofErr w:type="spellStart"/>
       <w:proofErr w:type="gramStart"/>
       <w:r>
         <w:t>due</w:t>
       </w:r>
       <w:proofErr w:type="gramEnd"/>
       <w:r>
-        <w:t>_date": "2026-04-20 10:00:00",</w:t>
+        <w:t>_date</w:t>
+      </w:r>
+      <w:proofErr w:type="spellEnd"/>
+      <w:r>
+        <w:t>": "2026-04-20 10:00:00",</w:t>
       </w:r>
     </w:p>
     <w:p>
@@ -293,13 +336,108 @@
       <w:r>
         <w:t xml:space="preserve">            "</w:t>
       </w:r>
+      <w:proofErr w:type="spellStart"/>
       <w:proofErr w:type="gramStart"/>
       <w:r>
         <w:t>created</w:t>
       </w:r>
       <w:proofErr w:type="gramEnd"/>
       <w:r>
-        <w:t>_at": "2026-04-18 11:10:31"</w:t>
+        <w:t>_at</w:t>
+      </w:r>
+      <w:proofErr w:type="spellEnd"/>
+      <w:r>
+        <w:t>": "2026-04-18 11:10:31"</w:t>
+      </w:r>
+    </w:p>
+    <w:p>
+      <w:pPr>
+        <w:pStyle w:val="ListParagraph"/>
+      </w:pPr>
+      <w:r>
+        <w:t xml:space="preserve">        },</w:t>
+      </w:r>
+    </w:p>
+    <w:p>
+      <w:pPr>
+        <w:pStyle w:val="ListParagraph"/>
+      </w:pPr>
+      <w:r>
+        <w:t xml:space="preserve">        {</w:t>
+      </w:r>
+    </w:p>
+    <w:p>
+      <w:pPr>
+        <w:pStyle w:val="ListParagraph"/>
+      </w:pPr>
+      <w:r>
+        <w:t xml:space="preserve">            "id": "1",</w:t>
+      </w:r>
+    </w:p>
+    <w:p>
+      <w:pPr>
+        <w:pStyle w:val="ListParagraph"/>
+      </w:pPr>
+      <w:r>
+        <w:t xml:space="preserve">            "title": "Task1",</w:t>
+      </w:r>
+    </w:p>
+    <w:p>
+      <w:pPr>
+        <w:pStyle w:val="ListParagraph"/>
+      </w:pPr>
+      <w:r>
+        <w:t xml:space="preserve">            "</w:t>
+      </w:r>
+      <w:proofErr w:type="spellStart"/>
+      <w:proofErr w:type="gramStart"/>
+      <w:r>
+        <w:t>due</w:t>
+      </w:r>
+      <w:proofErr w:type="gramEnd"/>
+      <w:r>
+        <w:t>_date</w:t>
+      </w:r>
+      <w:proofErr w:type="spellEnd"/>
+      <w:r>
+        <w:t>": "2026-05-01 12:00:00",</w:t>
+      </w:r>
+    </w:p>
+    <w:p>
+      <w:pPr>
+        <w:pStyle w:val="ListParagraph"/>
+      </w:pPr>
+      <w:r>
+        <w:t xml:space="preserve">            "priority": "2",</w:t>
+      </w:r>
+    </w:p>
+    <w:p>
+      <w:pPr>
+        <w:pStyle w:val="ListParagraph"/>
+      </w:pPr>
+      <w:r>
+        <w:t xml:space="preserve">            "status": "completed",</w:t>
+      </w:r>
+    </w:p>
+    <w:p>
+      <w:pPr>
+        <w:pStyle w:val="ListParagraph"/>
+      </w:pPr>
+      <w:r>
+        <w:t xml:space="preserve">            "</w:t>
+      </w:r>
+      <w:proofErr w:type="spellStart"/>
+      <w:proofErr w:type="gramStart"/>
+      <w:r>
+        <w:t>created</w:t>
+      </w:r>
+      <w:proofErr w:type="gramEnd"/>
+      <w:r>
+        <w:t>_at</w:t>
+      </w:r>
+      <w:proofErr w:type="spellEnd"/>
+      <w:r>
+        <w:t>": "2026-04-18 10:41:01"</w:t>
       </w:r>
     </w:p>
     <w:p>
@@ -309,89 +447,6 @@
       <w:r>
         <w:t xml:space="preserve">        }</w:t>
       </w:r>
-      <w:r>
-        <w:t>,</w:t>
-      </w:r>
-    </w:p>
-    <w:p>
-      <w:pPr>
-        <w:pStyle w:val="ListParagraph"/>
-      </w:pPr>
-      <w:r>
-        <w:t xml:space="preserve">        {</w:t>
-      </w:r>
-    </w:p>
-    <w:p>
-      <w:pPr>
-        <w:pStyle w:val="ListParagraph"/>
-      </w:pPr>
-      <w:r>
-        <w:t xml:space="preserve">            "id": "1",</w:t>
-      </w:r>
-    </w:p>
-    <w:p>
-      <w:pPr>
-        <w:pStyle w:val="ListParagraph"/>
-      </w:pPr>
-      <w:r>
-        <w:t xml:space="preserve">            "title": "Task1",</w:t>
-      </w:r>
-    </w:p>
-    <w:p>
-      <w:pPr>
-        <w:pStyle w:val="ListParagraph"/>
-      </w:pPr>
-      <w:r>
-        <w:t xml:space="preserve">            "</w:t>
-      </w:r>
-      <w:proofErr w:type="gramStart"/>
-      <w:r>
-        <w:t>due</w:t>
-      </w:r>
-      <w:proofErr w:type="gramEnd"/>
-      <w:r>
-        <w:t>_date": "2026-05-01 12:00:00",</w:t>
-      </w:r>
-    </w:p>
-    <w:p>
-      <w:pPr>
-        <w:pStyle w:val="ListParagraph"/>
-      </w:pPr>
-      <w:r>
-        <w:t xml:space="preserve">            "priority": "2",</w:t>
-      </w:r>
-    </w:p>
-    <w:p>
-      <w:pPr>
-        <w:pStyle w:val="ListParagraph"/>
-      </w:pPr>
-      <w:r>
-        <w:t xml:space="preserve">            "status": "completed",</w:t>
-      </w:r>
-    </w:p>
-    <w:p>
-      <w:pPr>
-        <w:pStyle w:val="ListParagraph"/>
-      </w:pPr>
-      <w:r>
-        <w:t xml:space="preserve">            "</w:t>
-      </w:r>
-      <w:proofErr w:type="gramStart"/>
-      <w:r>
-        <w:t>created</w:t>
-      </w:r>
-      <w:proofErr w:type="gramEnd"/>
-      <w:r>
-        <w:t>_at": "2026-04-18 10:41:01"</w:t>
-      </w:r>
-    </w:p>
-    <w:p>
-      <w:pPr>
-        <w:pStyle w:val="ListParagraph"/>
-      </w:pPr>
-      <w:r>
-        <w:t xml:space="preserve">        }</w:t>
-      </w:r>
     </w:p>
     <w:p>
       <w:pPr>
@@ -414,13 +469,7 @@
         <w:pStyle w:val="ListParagraph"/>
       </w:pPr>
       <w:r>
-        <w:t xml:space="preserve">        "total": </w:t>
-      </w:r>
-      <w:r>
-        <w:t>3</w:t>
-      </w:r>
-      <w:r>
-        <w:t>,</w:t>
+        <w:t xml:space="preserve">        "total": 3,</w:t>
       </w:r>
     </w:p>
     <w:p>
@@ -436,17 +485,15 @@
         <w:pStyle w:val="ListParagraph"/>
       </w:pPr>
       <w:r>
-        <w:t xml:space="preserve">        "completed": </w:t>
-      </w:r>
-      <w:r>
-        <w:t>2</w:t>
-      </w:r>
-    </w:p>
-    <w:p>
-      <w:pPr>
-        <w:pStyle w:val="ListParagraph"/>
-      </w:pPr>
-      <w:r>
+        <w:t xml:space="preserve">        "completed": 2</w:t>
+      </w:r>
+    </w:p>
+    <w:p>
+      <w:pPr>
+        <w:pStyle w:val="ListParagraph"/>
+      </w:pPr>
+      <w:r>
+        <w:lastRenderedPageBreak/>
         <w:t xml:space="preserve">    }</w:t>
       </w:r>
     </w:p>
@@ -513,10 +560,7 @@
         <w:t>:</w:t>
       </w:r>
       <w:r>
-        <w:t xml:space="preserve"> </w:t>
-      </w:r>
-      <w:r>
-        <w:t>POST</w:t>
+        <w:t xml:space="preserve"> POST</w:t>
       </w:r>
     </w:p>
     <w:p>
@@ -556,7 +600,6 @@
           <w:b/>
           <w:bCs/>
         </w:rPr>
-        <w:lastRenderedPageBreak/>
         <w:t>Response</w:t>
       </w:r>
       <w:r>
@@ -658,10 +701,7 @@
         <w:t>:</w:t>
       </w:r>
       <w:r>
-        <w:t xml:space="preserve"> </w:t>
-      </w:r>
-      <w:r>
-        <w:t>PUT</w:t>
+        <w:t xml:space="preserve"> PUT</w:t>
       </w:r>
     </w:p>
     <w:p>
@@ -811,10 +851,7 @@
         <w:t>:</w:t>
       </w:r>
       <w:r>
-        <w:t xml:space="preserve"> </w:t>
-      </w:r>
-      <w:r>
-        <w:t>DELETE</w:t>
+        <w:t xml:space="preserve"> DELETE</w:t>
       </w:r>
     </w:p>
     <w:p>
@@ -845,13 +882,7 @@
         <w:t>/tasks/</w:t>
       </w:r>
       <w:r>
-        <w:t>delete</w:t>
-      </w:r>
-      <w:r>
-        <w:t>/</w:t>
-      </w:r>
-      <w:r>
-        <w:t>6</w:t>
+        <w:t>delete/6</w:t>
       </w:r>
     </w:p>
     <w:p>
@@ -882,13 +913,7 @@
         <w:ind w:left="720"/>
       </w:pPr>
       <w:r>
-        <w:t xml:space="preserve">    "message": "Task </w:t>
-      </w:r>
-      <w:r>
-        <w:t>deleted</w:t>
-      </w:r>
-      <w:r>
-        <w:t>"</w:t>
+        <w:t xml:space="preserve">    "message": "Task deleted"</w:t>
       </w:r>
     </w:p>
     <w:p>
@@ -954,13 +979,7 @@
         <w:t xml:space="preserve"> </w:t>
       </w:r>
       <w:r>
-        <w:t>tasks</w:t>
-      </w:r>
-      <w:r>
-        <w:t xml:space="preserve"> </w:t>
-      </w:r>
-      <w:r>
-        <w:t>/</w:t>
+        <w:t>tasks /</w:t>
       </w:r>
       <w:r>
         <w:t>$id</w:t>
@@ -981,10 +1000,7 @@
         <w:t>:</w:t>
       </w:r>
       <w:r>
-        <w:t xml:space="preserve"> </w:t>
-      </w:r>
-      <w:r>
-        <w:t>GET</w:t>
+        <w:t xml:space="preserve"> GET</w:t>
       </w:r>
     </w:p>
     <w:p>
@@ -996,6 +1012,7 @@
           <w:b/>
           <w:bCs/>
         </w:rPr>
+        <w:lastRenderedPageBreak/>
         <w:t>Request</w:t>
       </w:r>
       <w:r>
@@ -1015,10 +1032,7 @@
         <w:t>/tasks</w:t>
       </w:r>
       <w:r>
-        <w:t xml:space="preserve"> </w:t>
-      </w:r>
-      <w:r>
-        <w:t>/</w:t>
+        <w:t xml:space="preserve"> /</w:t>
       </w:r>
       <w:r>
         <w:t>1</w:t>
@@ -1070,13 +1084,18 @@
       <w:r>
         <w:t xml:space="preserve">            "</w:t>
       </w:r>
+      <w:proofErr w:type="spellStart"/>
       <w:proofErr w:type="gramStart"/>
       <w:r>
         <w:t>due</w:t>
       </w:r>
       <w:proofErr w:type="gramEnd"/>
       <w:r>
-        <w:t>_date": "2026-05-01 12:00:00",</w:t>
+        <w:t>_date</w:t>
+      </w:r>
+      <w:proofErr w:type="spellEnd"/>
+      <w:r>
+        <w:t>": "2026-05-01 12:00:00",</w:t>
       </w:r>
     </w:p>
     <w:p>
@@ -1092,7 +1111,6 @@
         <w:pStyle w:val="ListParagraph"/>
       </w:pPr>
       <w:r>
-        <w:lastRenderedPageBreak/>
         <w:t xml:space="preserve">            "status": "completed",</w:t>
       </w:r>
     </w:p>
@@ -1103,13 +1121,18 @@
       <w:r>
         <w:t xml:space="preserve">            "</w:t>
       </w:r>
+      <w:proofErr w:type="spellStart"/>
       <w:proofErr w:type="gramStart"/>
       <w:r>
         <w:t>created</w:t>
       </w:r>
       <w:proofErr w:type="gramEnd"/>
       <w:r>
-        <w:t>_at": "2026-04-18 10:41:01"</w:t>
+        <w:t>_at</w:t>
+      </w:r>
+      <w:proofErr w:type="spellEnd"/>
+      <w:r>
+        <w:t>": "2026-04-18 10:41:01"</w:t>
       </w:r>
     </w:p>
     <w:p>
@@ -1222,10 +1245,7 @@
         <w:t>/tasks</w:t>
       </w:r>
       <w:r>
-        <w:t xml:space="preserve"> /</w:t>
-      </w:r>
-      <w:r>
-        <w:t>count</w:t>
+        <w:t xml:space="preserve"> /count</w:t>
       </w:r>
     </w:p>
     <w:p>
@@ -1256,38 +1276,23 @@
         <w:pStyle w:val="ListParagraph"/>
       </w:pPr>
       <w:r>
-        <w:t xml:space="preserve">    "total": </w:t>
-      </w:r>
-      <w:r>
-        <w:t>3</w:t>
-      </w:r>
-      <w:r>
-        <w:t>,</w:t>
-      </w:r>
-    </w:p>
-    <w:p>
-      <w:pPr>
-        <w:pStyle w:val="ListParagraph"/>
-      </w:pPr>
-      <w:r>
-        <w:t xml:space="preserve">    "pending": </w:t>
-      </w:r>
-      <w:r>
-        <w:t>1</w:t>
-      </w:r>
-      <w:r>
-        <w:t>,</w:t>
-      </w:r>
-    </w:p>
-    <w:p>
-      <w:pPr>
-        <w:pStyle w:val="ListParagraph"/>
-      </w:pPr>
-      <w:r>
-        <w:t xml:space="preserve">    "completed": </w:t>
-      </w:r>
-      <w:r>
-        <w:t>2</w:t>
+        <w:t xml:space="preserve">    "total": 3,</w:t>
+      </w:r>
+    </w:p>
+    <w:p>
+      <w:pPr>
+        <w:pStyle w:val="ListParagraph"/>
+      </w:pPr>
+      <w:r>
+        <w:t xml:space="preserve">    "pending": 1,</w:t>
+      </w:r>
+    </w:p>
+    <w:p>
+      <w:pPr>
+        <w:pStyle w:val="ListParagraph"/>
+      </w:pPr>
+      <w:r>
+        <w:t xml:space="preserve">    "completed": 2</w:t>
       </w:r>
     </w:p>
     <w:p>
@@ -2470,6 +2475,29 @@
       <w:spacing w:val="5"/>
     </w:rPr>
   </w:style>
+  <w:style w:type="character" w:styleId="Hyperlink">
+    <w:name w:val="Hyperlink"/>
+    <w:basedOn w:val="DefaultParagraphFont"/>
+    <w:uiPriority w:val="99"/>
+    <w:unhideWhenUsed/>
+    <w:rsid w:val="006D1660"/>
+    <w:rPr>
+      <w:color w:val="467886" w:themeColor="hyperlink"/>
+      <w:u w:val="single"/>
+    </w:rPr>
+  </w:style>
+  <w:style w:type="character" w:styleId="UnresolvedMention">
+    <w:name w:val="Unresolved Mention"/>
+    <w:basedOn w:val="DefaultParagraphFont"/>
+    <w:uiPriority w:val="99"/>
+    <w:semiHidden/>
+    <w:unhideWhenUsed/>
+    <w:rsid w:val="006D1660"/>
+    <w:rPr>
+      <w:color w:val="605E5C"/>
+      <w:shd w:val="clear" w:color="auto" w:fill="E1DFDD"/>
+    </w:rPr>
+  </w:style>
 </w:styles>
 </file>
 

--- a/Task_Management_System_API_Details.docx
+++ b/Task_Management_System_API_Details.docx
@@ -3,6 +3,12 @@
 <w:document xmlns:wpc="http://schemas.microsoft.com/office/word/2010/wordprocessingCanvas" xmlns:cx="http://schemas.microsoft.com/office/drawing/2014/chartex" xmlns:cx1="http://schemas.microsoft.com/office/drawing/2015/9/8/chartex" xmlns:cx2="http://schemas.microsoft.com/office/drawing/2015/10/21/chartex" xmlns:cx3="http://schemas.microsoft.com/office/drawing/2016/5/9/chartex" xmlns:cx4="http://schemas.microsoft.com/office/drawing/2016/5/10/chartex" xmlns:cx5="http://schemas.microsoft.com/office/drawing/2016/5/11/chartex" xmlns:cx6="http://schemas.microsoft.com/office/drawing/2016/5/12/chartex" xmlns:cx7="http://schemas.microsoft.com/office/drawing/2016/5/13/chartex" xmlns:cx8="http://schemas.microsoft.com/office/drawing/2016/5/14/chartex" xmlns:mc="http://schemas.openxmlformats.org/markup-compatibility/2006" xmlns:aink="http://schemas.microsoft.com/office/drawing/2016/ink" xmlns:am3d="http://schemas.microsoft.com/office/drawing/2017/model3d" xmlns:o="urn:schemas-microsoft-com:office:office" xmlns:oel="http://schemas.microsoft.com/office/2019/extlst" xmlns:r="http://schemas.openxmlformats.org/officeDocument/2006/relationships" xmlns:m="http://schemas.openxmlformats.org/officeDocument/2006/math" xmlns:v="urn:schemas-microsoft-com:vml" xmlns:wp14="http://schemas.microsoft.com/office/word/2010/wordprocessingDrawing" xmlns:wp="http://schemas.openxmlformats.org/drawingml/2006/wordprocessingDrawing" xmlns:w10="urn:schemas-microsoft-com:office:word" xmlns:w="http://schemas.openxmlformats.org/wordprocessingml/2006/main" xmlns:w14="http://schemas.microsoft.com/office/word/2010/wordml" xmlns:w15="http://schemas.microsoft.com/office/word/2012/wordml" xmlns:w16cex="http://schemas.microsoft.com/office/word/2018/wordml/cex" xmlns:w16cid="http://schemas.microsoft.com/office/word/2016/wordml/cid" xmlns:w16="http://schemas.microsoft.com/office/word/2018/wordml" xmlns:w16du="http://schemas.microsoft.com/office/word/2023/wordml/word16du" xmlns:w16sdtdh="http://schemas.microsoft.com/office/word/2020/wordml/sdtdatahash" xmlns:w16sdtfl="http://schemas.microsoft.com/office/word/2024/wordml/sdtformatlock" xmlns:w16se="http://schemas.microsoft.com/office/word/2015/wordml/symex" xmlns:wpg="http://schemas.microsoft.com/office/word/2010/wordprocessingGroup" xmlns:wpi="http://schemas.microsoft.com/office/word/2010/wordprocessingInk" xmlns:wne="http://schemas.microsoft.com/office/word/2006/wordml" xmlns:wps="http://schemas.microsoft.com/office/word/2010/wordprocessingShape" mc:Ignorable="w14 w15 w16se w16cid w16 w16cex w16sdtdh w16sdtfl w16du wp14">
   <w:body>
     <w:p>
+      <w:pPr>
+        <w:rPr>
+          <w:b/>
+          <w:bCs/>
+        </w:rPr>
+      </w:pPr>
       <w:r>
         <w:rPr>
           <w:b/>
@@ -10,6 +16,123 @@
         </w:rPr>
         <w:t>Task Management System</w:t>
       </w:r>
+    </w:p>
+    <w:p>
+      <w:pPr>
+        <w:rPr>
+          <w:b/>
+          <w:bCs/>
+        </w:rPr>
+      </w:pPr>
+    </w:p>
+    <w:p>
+      <w:pPr>
+        <w:rPr>
+          <w:b/>
+          <w:bCs/>
+        </w:rPr>
+      </w:pPr>
+      <w:r>
+        <w:rPr>
+          <w:b/>
+          <w:bCs/>
+        </w:rPr>
+        <w:t>Added 3 files</w:t>
+      </w:r>
+    </w:p>
+    <w:p>
+      <w:pPr>
+        <w:pStyle w:val="ListParagraph"/>
+        <w:numPr>
+          <w:ilvl w:val="0"/>
+          <w:numId w:val="4"/>
+        </w:numPr>
+        <w:rPr>
+          <w:b/>
+          <w:bCs/>
+        </w:rPr>
+      </w:pPr>
+      <w:r>
+        <w:rPr>
+          <w:b/>
+          <w:bCs/>
+        </w:rPr>
+        <w:t>applications/controllers/</w:t>
+      </w:r>
+      <w:proofErr w:type="spellStart"/>
+      <w:r>
+        <w:rPr>
+          <w:b/>
+          <w:bCs/>
+        </w:rPr>
+        <w:t>Tasks.php</w:t>
+      </w:r>
+      <w:proofErr w:type="spellEnd"/>
+    </w:p>
+    <w:p>
+      <w:pPr>
+        <w:pStyle w:val="ListParagraph"/>
+        <w:numPr>
+          <w:ilvl w:val="0"/>
+          <w:numId w:val="4"/>
+        </w:numPr>
+        <w:rPr>
+          <w:b/>
+          <w:bCs/>
+        </w:rPr>
+      </w:pPr>
+      <w:r>
+        <w:rPr>
+          <w:b/>
+          <w:bCs/>
+        </w:rPr>
+        <w:t>applications/</w:t>
+      </w:r>
+      <w:r>
+        <w:rPr>
+          <w:b/>
+          <w:bCs/>
+        </w:rPr>
+        <w:t>models/</w:t>
+      </w:r>
+      <w:proofErr w:type="spellStart"/>
+      <w:r>
+        <w:rPr>
+          <w:b/>
+          <w:bCs/>
+        </w:rPr>
+        <w:t>Task_model.php</w:t>
+      </w:r>
+      <w:proofErr w:type="spellEnd"/>
+    </w:p>
+    <w:p>
+      <w:pPr>
+        <w:pStyle w:val="ListParagraph"/>
+        <w:numPr>
+          <w:ilvl w:val="0"/>
+          <w:numId w:val="4"/>
+        </w:numPr>
+        <w:rPr>
+          <w:b/>
+          <w:bCs/>
+        </w:rPr>
+      </w:pPr>
+      <w:r>
+        <w:rPr>
+          <w:b/>
+          <w:bCs/>
+        </w:rPr>
+        <w:t>applications/views/</w:t>
+      </w:r>
+      <w:proofErr w:type="spellStart"/>
+      <w:r>
+        <w:rPr>
+          <w:b/>
+          <w:bCs/>
+        </w:rPr>
+        <w:t>tasks_view.php</w:t>
+      </w:r>
+      <w:proofErr w:type="spellEnd"/>
       <w:r>
         <w:br/>
       </w:r>
@@ -424,6 +547,7 @@
         <w:pStyle w:val="ListParagraph"/>
       </w:pPr>
       <w:r>
+        <w:lastRenderedPageBreak/>
         <w:t xml:space="preserve">            "</w:t>
       </w:r>
       <w:proofErr w:type="spellStart"/>
@@ -493,7 +617,6 @@
         <w:pStyle w:val="ListParagraph"/>
       </w:pPr>
       <w:r>
-        <w:lastRenderedPageBreak/>
         <w:t xml:space="preserve">    }</w:t>
       </w:r>
     </w:p>
@@ -1012,7 +1135,6 @@
           <w:b/>
           <w:bCs/>
         </w:rPr>
-        <w:lastRenderedPageBreak/>
         <w:t>Request</w:t>
       </w:r>
       <w:r>
@@ -1462,6 +1584,92 @@
     </w:lvl>
   </w:abstractNum>
   <w:abstractNum w:abstractNumId="2" w15:restartNumberingAfterBreak="0">
+    <w:nsid w:val="236F1AFB"/>
+    <w:multiLevelType w:val="hybridMultilevel"/>
+    <w:tmpl w:val="799E09A2"/>
+    <w:lvl w:ilvl="0" w:tplc="4C09000F">
+      <w:start w:val="1"/>
+      <w:numFmt w:val="decimal"/>
+      <w:lvlText w:val="%1."/>
+      <w:lvlJc w:val="left"/>
+      <w:pPr>
+        <w:ind w:left="720" w:hanging="360"/>
+      </w:pPr>
+    </w:lvl>
+    <w:lvl w:ilvl="1" w:tplc="4C090019" w:tentative="1">
+      <w:start w:val="1"/>
+      <w:numFmt w:val="lowerLetter"/>
+      <w:lvlText w:val="%2."/>
+      <w:lvlJc w:val="left"/>
+      <w:pPr>
+        <w:ind w:left="1440" w:hanging="360"/>
+      </w:pPr>
+    </w:lvl>
+    <w:lvl w:ilvl="2" w:tplc="4C09001B" w:tentative="1">
+      <w:start w:val="1"/>
+      <w:numFmt w:val="lowerRoman"/>
+      <w:lvlText w:val="%3."/>
+      <w:lvlJc w:val="right"/>
+      <w:pPr>
+        <w:ind w:left="2160" w:hanging="180"/>
+      </w:pPr>
+    </w:lvl>
+    <w:lvl w:ilvl="3" w:tplc="4C09000F" w:tentative="1">
+      <w:start w:val="1"/>
+      <w:numFmt w:val="decimal"/>
+      <w:lvlText w:val="%4."/>
+      <w:lvlJc w:val="left"/>
+      <w:pPr>
+        <w:ind w:left="2880" w:hanging="360"/>
+      </w:pPr>
+    </w:lvl>
+    <w:lvl w:ilvl="4" w:tplc="4C090019" w:tentative="1">
+      <w:start w:val="1"/>
+      <w:numFmt w:val="lowerLetter"/>
+      <w:lvlText w:val="%5."/>
+      <w:lvlJc w:val="left"/>
+      <w:pPr>
+        <w:ind w:left="3600" w:hanging="360"/>
+      </w:pPr>
+    </w:lvl>
+    <w:lvl w:ilvl="5" w:tplc="4C09001B" w:tentative="1">
+      <w:start w:val="1"/>
+      <w:numFmt w:val="lowerRoman"/>
+      <w:lvlText w:val="%6."/>
+      <w:lvlJc w:val="right"/>
+      <w:pPr>
+        <w:ind w:left="4320" w:hanging="180"/>
+      </w:pPr>
+    </w:lvl>
+    <w:lvl w:ilvl="6" w:tplc="4C09000F" w:tentative="1">
+      <w:start w:val="1"/>
+      <w:numFmt w:val="decimal"/>
+      <w:lvlText w:val="%7."/>
+      <w:lvlJc w:val="left"/>
+      <w:pPr>
+        <w:ind w:left="5040" w:hanging="360"/>
+      </w:pPr>
+    </w:lvl>
+    <w:lvl w:ilvl="7" w:tplc="4C090019" w:tentative="1">
+      <w:start w:val="1"/>
+      <w:numFmt w:val="lowerLetter"/>
+      <w:lvlText w:val="%8."/>
+      <w:lvlJc w:val="left"/>
+      <w:pPr>
+        <w:ind w:left="5760" w:hanging="360"/>
+      </w:pPr>
+    </w:lvl>
+    <w:lvl w:ilvl="8" w:tplc="4C09001B" w:tentative="1">
+      <w:start w:val="1"/>
+      <w:numFmt w:val="lowerRoman"/>
+      <w:lvlText w:val="%9."/>
+      <w:lvlJc w:val="right"/>
+      <w:pPr>
+        <w:ind w:left="6480" w:hanging="180"/>
+      </w:pPr>
+    </w:lvl>
+  </w:abstractNum>
+  <w:abstractNum w:abstractNumId="3" w15:restartNumberingAfterBreak="0">
     <w:nsid w:val="31235945"/>
     <w:multiLevelType w:val="hybridMultilevel"/>
     <w:tmpl w:val="B712BAC6"/>
@@ -1548,13 +1756,16 @@
     </w:lvl>
   </w:abstractNum>
   <w:num w:numId="1" w16cid:durableId="1904176433">
-    <w:abstractNumId w:val="2"/>
+    <w:abstractNumId w:val="3"/>
   </w:num>
   <w:num w:numId="2" w16cid:durableId="1830632979">
     <w:abstractNumId w:val="0"/>
   </w:num>
   <w:num w:numId="3" w16cid:durableId="1940944892">
     <w:abstractNumId w:val="1"/>
+  </w:num>
+  <w:num w:numId="4" w16cid:durableId="992295616">
+    <w:abstractNumId w:val="2"/>
   </w:num>
 </w:numbering>
 </file>
